--- a/Задание 02/Конахович - Задание.docx
+++ b/Задание 02/Конахович - Задание.docx
@@ -1,291 +1,409 @@
 
 <file path=word/document.xml><?xml version="1.0" encoding="utf-8"?>
-<w:document xmlns:wpc="http://schemas.microsoft.com/office/word/2010/wordprocessingCanvas" xmlns:cx="http://schemas.microsoft.com/office/drawing/2014/chartex" xmlns:cx1="http://schemas.microsoft.com/office/drawing/2015/9/8/chartex" xmlns:mc="http://schemas.openxmlformats.org/markup-compatibility/2006" xmlns:o="urn:schemas-microsoft-com:office:office" xmlns:r="http://schemas.openxmlformats.org/officeDocument/2006/relationships" xmlns:m="http://schemas.openxmlformats.org/officeDocument/2006/math" xmlns:v="urn:schemas-microsoft-com:vml" xmlns:wp14="http://schemas.microsoft.com/office/word/2010/wordprocessingDrawing" xmlns:wp="http://schemas.openxmlformats.org/drawingml/2006/wordprocessingDrawing" xmlns:w10="urn:schemas-microsoft-com:office:word" xmlns:w="http://schemas.openxmlformats.org/wordprocessingml/2006/main" xmlns:w14="http://schemas.microsoft.com/office/word/2010/wordml" xmlns:w15="http://schemas.microsoft.com/office/word/2012/wordml" xmlns:w16se="http://schemas.microsoft.com/office/word/2015/wordml/symex" xmlns:wpg="http://schemas.microsoft.com/office/word/2010/wordprocessingGroup" xmlns:wpi="http://schemas.microsoft.com/office/word/2010/wordprocessingInk" xmlns:wne="http://schemas.microsoft.com/office/word/2006/wordml" xmlns:wps="http://schemas.microsoft.com/office/word/2010/wordprocessingShape" mc:Ignorable="w14 w15 w16se wp14">
+<w:document xmlns:wpc="http://schemas.microsoft.com/office/word/2010/wordprocessingCanvas" xmlns:cx="http://schemas.microsoft.com/office/drawing/2014/chartex" xmlns:cx1="http://schemas.microsoft.com/office/drawing/2015/9/8/chartex" xmlns:cx2="http://schemas.microsoft.com/office/drawing/2015/10/21/chartex" xmlns:cx3="http://schemas.microsoft.com/office/drawing/2016/5/9/chartex" xmlns:cx4="http://schemas.microsoft.com/office/drawing/2016/5/10/chartex" xmlns:cx5="http://schemas.microsoft.com/office/drawing/2016/5/11/chartex" xmlns:cx6="http://schemas.microsoft.com/office/drawing/2016/5/12/chartex" xmlns:cx7="http://schemas.microsoft.com/office/drawing/2016/5/13/chartex" xmlns:cx8="http://schemas.microsoft.com/office/drawing/2016/5/14/chartex" xmlns:mc="http://schemas.openxmlformats.org/markup-compatibility/2006" xmlns:aink="http://schemas.microsoft.com/office/drawing/2016/ink" xmlns:am3d="http://schemas.microsoft.com/office/drawing/2017/model3d" xmlns:o="urn:schemas-microsoft-com:office:office" xmlns:r="http://schemas.openxmlformats.org/officeDocument/2006/relationships" xmlns:m="http://schemas.openxmlformats.org/officeDocument/2006/math" xmlns:v="urn:schemas-microsoft-com:vml" xmlns:wp14="http://schemas.microsoft.com/office/word/2010/wordprocessingDrawing" xmlns:wp="http://schemas.openxmlformats.org/drawingml/2006/wordprocessingDrawing" xmlns:w10="urn:schemas-microsoft-com:office:word" xmlns:w="http://schemas.openxmlformats.org/wordprocessingml/2006/main" xmlns:w14="http://schemas.microsoft.com/office/word/2010/wordml" xmlns:w15="http://schemas.microsoft.com/office/word/2012/wordml" xmlns:w16cex="http://schemas.microsoft.com/office/word/2018/wordml/cex" xmlns:w16cid="http://schemas.microsoft.com/office/word/2016/wordml/cid" xmlns:w16="http://schemas.microsoft.com/office/word/2018/wordml" xmlns:w16sdtdh="http://schemas.microsoft.com/office/word/2020/wordml/sdtdatahash" xmlns:w16se="http://schemas.microsoft.com/office/word/2015/wordml/symex" xmlns:wpg="http://schemas.microsoft.com/office/word/2010/wordprocessingGroup" xmlns:wpi="http://schemas.microsoft.com/office/word/2010/wordprocessingInk" xmlns:wne="http://schemas.microsoft.com/office/word/2006/wordml" xmlns:wps="http://schemas.microsoft.com/office/word/2010/wordprocessingShape" mc:Ignorable="w14 w15 w16se w16cid w16 w16cex w16sdtdh wp14">
   <w:body>
     <w:p>
       <w:pPr>
         <w:jc w:val="both"/>
       </w:pPr>
-      <w:bookmarkStart w:id="0" w:name="_GoBack"/>
-      <w:r>
-        <w:t xml:space="preserve">Необходимо загрузить в задание в </w:t>
+      <w:r>
+        <w:t xml:space="preserve">Необходимо загрузить в </w:t>
+      </w:r>
+      <w:r>
+        <w:rPr>
+          <w:lang w:val="en-US"/>
+        </w:rPr>
+        <w:t>GitHub</w:t>
+      </w:r>
+      <w:r>
+        <w:t xml:space="preserve"> </w:t>
+      </w:r>
+      <w:r>
+        <w:t>следующие материалы:</w:t>
+      </w:r>
+    </w:p>
+    <w:p>
+      <w:pPr>
+        <w:jc w:val="both"/>
+      </w:pPr>
+      <w:r>
+        <w:t>-файл пустого контейнера (исходный графический файл</w:t>
+      </w:r>
+      <w:r>
+        <w:t xml:space="preserve"> или </w:t>
+      </w:r>
+      <w:r>
+        <w:t xml:space="preserve">исходный звуковой файл и визуализация представления исходного звукового сигнала в частотной </w:t>
+      </w:r>
+      <w:proofErr w:type="gramStart"/>
+      <w:r>
+        <w:t>области</w:t>
+      </w:r>
+      <w:r>
+        <w:t xml:space="preserve"> </w:t>
+      </w:r>
+      <w:r>
+        <w:t>)</w:t>
+      </w:r>
+      <w:proofErr w:type="gramEnd"/>
+      <w:r>
+        <w:t>;</w:t>
+      </w:r>
+    </w:p>
+    <w:p>
+      <w:pPr>
+        <w:jc w:val="both"/>
+      </w:pPr>
+      <w:r>
+        <w:t>-файл заполненного контейнера</w:t>
+      </w:r>
+      <w:r>
+        <w:t xml:space="preserve"> </w:t>
+      </w:r>
+      <w:r>
+        <w:t>(заполненн</w:t>
+      </w:r>
+      <w:r>
+        <w:t>ый</w:t>
+      </w:r>
+      <w:r>
+        <w:t xml:space="preserve"> графический файл или исходный звуковой файл и визуализация представления исходного звукового сигнала в частотной области);</w:t>
+      </w:r>
+    </w:p>
+    <w:p>
+      <w:pPr>
+        <w:jc w:val="both"/>
+      </w:pPr>
+      <w:r>
+        <w:t>-файл разницы между заполненным и пустым контейнером</w:t>
+      </w:r>
+      <w:r>
+        <w:t xml:space="preserve"> </w:t>
+      </w:r>
+      <w:r>
+        <w:t>(</w:t>
+      </w:r>
+      <w:r>
+        <w:t xml:space="preserve">получившийся </w:t>
+      </w:r>
+      <w:r>
+        <w:t xml:space="preserve">графический файл </w:t>
+      </w:r>
+      <w:r>
+        <w:t xml:space="preserve">разницы </w:t>
+      </w:r>
+      <w:r>
+        <w:t xml:space="preserve">или визуализация </w:t>
+      </w:r>
+      <w:r>
+        <w:t>разницы</w:t>
+      </w:r>
+      <w:r>
+        <w:t> звуков</w:t>
+      </w:r>
+      <w:r>
+        <w:t>ых</w:t>
+      </w:r>
+      <w:r>
+        <w:t xml:space="preserve"> </w:t>
       </w:r>
       <w:proofErr w:type="spellStart"/>
       <w:r>
-        <w:t>Тимс</w:t>
+        <w:t>сигнал</w:t>
+      </w:r>
+      <w:r>
+        <w:t>оы</w:t>
       </w:r>
       <w:proofErr w:type="spellEnd"/>
       <w:r>
-        <w:t xml:space="preserve"> следующие материалы:</w:t>
-      </w:r>
-    </w:p>
-    <w:p>
-      <w:pPr>
-        <w:jc w:val="both"/>
-      </w:pPr>
-      <w:r>
-        <w:t>-файл пустого контейнера (исходный графический файл);</w:t>
-      </w:r>
-    </w:p>
-    <w:p>
-      <w:pPr>
-        <w:jc w:val="both"/>
-      </w:pPr>
-      <w:r>
-        <w:t>-файл заполненного контейнера;</w:t>
-      </w:r>
-    </w:p>
-    <w:p>
-      <w:pPr>
-        <w:jc w:val="both"/>
-      </w:pPr>
-      <w:r>
-        <w:t>-файл разницы между заполненным и пустым контейнером;</w:t>
-      </w:r>
-    </w:p>
-    <w:p>
-      <w:pPr>
-        <w:jc w:val="both"/>
-      </w:pPr>
-      <w:r>
-        <w:t xml:space="preserve">-редактируемый файл с кодом программы, например, в </w:t>
+        <w:t xml:space="preserve"> в частотной области);</w:t>
+      </w:r>
+    </w:p>
+    <w:p>
+      <w:pPr>
+        <w:jc w:val="both"/>
+      </w:pPr>
+      <w:r>
+        <w:t>-редактируемый файл с кодом программы;</w:t>
+      </w:r>
+    </w:p>
+    <w:p>
+      <w:pPr>
+        <w:jc w:val="both"/>
+      </w:pPr>
+      <w:r>
+        <w:t>-редактируемый файл схемы алгоритма или ссылку на него в интернете;</w:t>
+      </w:r>
+    </w:p>
+    <w:p>
+      <w:pPr>
+        <w:jc w:val="both"/>
+      </w:pPr>
+      <w:r>
+        <w:t xml:space="preserve">-схема алгоритма в формате </w:t>
       </w:r>
       <w:proofErr w:type="spellStart"/>
       <w:r>
-        <w:t>MathCad</w:t>
+        <w:t>png</w:t>
       </w:r>
       <w:proofErr w:type="spellEnd"/>
       <w:r>
-        <w:t>;</w:t>
-      </w:r>
-    </w:p>
-    <w:p>
-      <w:pPr>
-        <w:jc w:val="both"/>
-      </w:pPr>
-      <w:r>
-        <w:t>-редактируемый файл схемы алгоритма или ссылку на него в интернете;</w:t>
-      </w:r>
-    </w:p>
-    <w:p>
-      <w:pPr>
-        <w:jc w:val="both"/>
-      </w:pPr>
-      <w:r>
-        <w:t xml:space="preserve">-схема алгоритма в формате </w:t>
+        <w:t xml:space="preserve"> или другом графическом формате;</w:t>
+      </w:r>
+    </w:p>
+    <w:p>
+      <w:pPr>
+        <w:jc w:val="both"/>
+      </w:pPr>
+      <w:r>
+        <w:t>-результаты анализа заполненного и пустого контейнера;</w:t>
+      </w:r>
+    </w:p>
+    <w:p>
+      <w:pPr>
+        <w:jc w:val="both"/>
+      </w:pPr>
+      <w:r>
+        <w:t>-отчет должен содержать результаты работы алгоритма при различных параметрах алгоритма; </w:t>
+      </w:r>
+    </w:p>
+    <w:p>
+      <w:pPr>
+        <w:jc w:val="both"/>
+      </w:pPr>
+      <w:r>
+        <w:t>-для работ, связанных с ЦВЗ, необходимо рассмотреть варианты результатов работы алгоритма при неизменных ЦВЗ и при измененных;</w:t>
+      </w:r>
+    </w:p>
+    <w:p>
+      <w:pPr>
+        <w:jc w:val="both"/>
+      </w:pPr>
+      <w:r>
+        <w:t>-файл отчета в Word, содержащий теоретическую часть, схему алгоритма, текст программы и результаты ее работы, список использованных источников информации.</w:t>
+      </w:r>
+    </w:p>
+    <w:p>
+      <w:pPr>
+        <w:jc w:val="both"/>
+      </w:pPr>
+      <w:r>
+        <w:t xml:space="preserve">Презентация должна быть оформлена с использованием брендированного шаблона РУТ(МИИТ), иметь оглавление с гиперссылками, список литературы, оформленный в соответствии с действующими стандартами. Слайды должны быть пронумерованы и иметь заголовки. </w:t>
+      </w:r>
+      <w:r>
+        <w:t xml:space="preserve">Постараться обобщить функционирование всего алгоритма </w:t>
+      </w:r>
+      <w:proofErr w:type="gramStart"/>
+      <w:r>
+        <w:t>в виде</w:t>
+      </w:r>
+      <w:proofErr w:type="gramEnd"/>
+      <w:r>
+        <w:t xml:space="preserve"> помещающегося на лист А4 (одну доску, один слайд) визуального образа с гиперссылками (отсылками) на другие слайды презентации.</w:t>
+      </w:r>
+    </w:p>
+    <w:p>
+      <w:pPr>
+        <w:jc w:val="both"/>
+      </w:pPr>
+    </w:p>
+    <w:p>
+      <w:pPr>
+        <w:jc w:val="both"/>
+      </w:pPr>
+    </w:p>
+    <w:p>
+      <w:pPr>
+        <w:jc w:val="both"/>
+      </w:pPr>
+      <w:r>
+        <w:lastRenderedPageBreak/>
+        <w:t>Предпочтительно представление в презентации информации в графическом виде (схемы, иллюстрации. классификации) и в виде формул, использование текста минимизировано, кроме слайдов с постановкой задачи и выводами.</w:t>
+      </w:r>
+    </w:p>
+    <w:p>
+      <w:pPr>
+        <w:jc w:val="both"/>
+      </w:pPr>
+    </w:p>
+    <w:p>
+      <w:pPr>
+        <w:jc w:val="both"/>
+      </w:pPr>
+      <w:r>
+        <w:t>Оглавление можно составлять по-разному: перечень наименований слайдов или перечень разделов (в одном разделе может быть несколько слайдов), второй вариант предпочтительнее.</w:t>
+      </w:r>
+    </w:p>
+    <w:p>
+      <w:pPr>
+        <w:jc w:val="both"/>
+      </w:pPr>
+    </w:p>
+    <w:p>
+      <w:pPr>
+        <w:jc w:val="both"/>
+      </w:pPr>
+      <w:r>
+        <w:t xml:space="preserve">При использовании графического контейнера </w:t>
+      </w:r>
+      <w:r>
+        <w:t>исследовать влияние на функционирование алгоритма изменения контейнера (однотонный, пестрый, резкие или плавные изменения и т.п.), числовых параметров самого алгоритма, соотношения размера контейнера и встраиваемого сообщения, влияние</w:t>
+      </w:r>
+      <w:r>
+        <w:t xml:space="preserve"> внешних помех, воздействующих на заполненный контейнер, на точность извлечения.</w:t>
+      </w:r>
+    </w:p>
+    <w:p>
+      <w:pPr>
+        <w:jc w:val="both"/>
+      </w:pPr>
+    </w:p>
+    <w:p>
+      <w:pPr>
+        <w:jc w:val="both"/>
+      </w:pPr>
+      <w:r>
+        <w:t xml:space="preserve">Надо посчитать числовые характеристики пустого и заполненного </w:t>
+      </w:r>
+      <w:r>
+        <w:t xml:space="preserve">графического </w:t>
+      </w:r>
+      <w:r>
+        <w:t>контейнера и сравнить их. Для этого используем две программы:</w:t>
+      </w:r>
+    </w:p>
+    <w:p>
+      <w:pPr>
+        <w:jc w:val="both"/>
+      </w:pPr>
+      <w:r>
+        <w:t xml:space="preserve">1. Авторы – </w:t>
       </w:r>
       <w:proofErr w:type="spellStart"/>
       <w:r>
-        <w:t>png</w:t>
+        <w:t>Домашкин</w:t>
       </w:r>
       <w:proofErr w:type="spellEnd"/>
       <w:r>
-        <w:t xml:space="preserve"> или другом графическом формате;</w:t>
-      </w:r>
-    </w:p>
-    <w:p>
-      <w:pPr>
-        <w:jc w:val="both"/>
-      </w:pPr>
-      <w:r>
-        <w:t>-результаты анализа заполненного и пустого контейнера;</w:t>
-      </w:r>
-    </w:p>
-    <w:p>
-      <w:pPr>
-        <w:jc w:val="both"/>
-      </w:pPr>
-      <w:r>
-        <w:t>-</w:t>
+        <w:t xml:space="preserve"> и </w:t>
       </w:r>
       <w:proofErr w:type="spellStart"/>
       <w:r>
-        <w:t>отчет</w:t>
+        <w:t>Баурин</w:t>
       </w:r>
       <w:proofErr w:type="spellEnd"/>
       <w:r>
-        <w:t xml:space="preserve"> должен содержать результаты работы алгоритма при различных параметрах алгоритма; </w:t>
-      </w:r>
-    </w:p>
-    <w:p>
-      <w:pPr>
-        <w:jc w:val="both"/>
-      </w:pPr>
-      <w:r>
-        <w:t xml:space="preserve">-для работ, связанных с ЦВЗ, необходимо рассмотреть варианты результатов работы алгоритма при неизменных ЦВЗ и при </w:t>
+        <w:t xml:space="preserve"> </w:t>
+      </w:r>
+      <w:proofErr w:type="gramStart"/>
+      <w:r>
+        <w:t>( смотрите</w:t>
+      </w:r>
+      <w:proofErr w:type="gramEnd"/>
+      <w:r>
+        <w:t xml:space="preserve"> файлы Контейнер.zip, Код_программы.txt, TKI-411_Bobkov_Domashkin_Steganoanaliz_3_4_Audio_konteyner.docx)</w:t>
+      </w:r>
+    </w:p>
+    <w:p>
+      <w:pPr>
+        <w:jc w:val="both"/>
+      </w:pPr>
+      <w:r>
+        <w:t>2. Авторы – Антропов и Архипов (смотрите файлы 1049-stegwm (2).7z, 20220114 Архипов ТКИ411 Графический контейнер).</w:t>
+      </w:r>
+    </w:p>
+    <w:p>
+      <w:pPr>
+        <w:jc w:val="both"/>
+      </w:pPr>
+      <w:r>
+        <w:t>3.Провести анализ пустого и заполненного контейнера с использованием программы "</w:t>
       </w:r>
       <w:proofErr w:type="spellStart"/>
       <w:r>
-        <w:t>измененных</w:t>
+        <w:t>StegoRevealer</w:t>
       </w:r>
       <w:proofErr w:type="spellEnd"/>
       <w:r>
-        <w:t>;</w:t>
-      </w:r>
-    </w:p>
-    <w:p>
-      <w:pPr>
-        <w:jc w:val="both"/>
-      </w:pPr>
-      <w:r>
-        <w:t xml:space="preserve">-файл </w:t>
+        <w:t>", которая используется в задании "</w:t>
       </w:r>
       <w:proofErr w:type="spellStart"/>
       <w:r>
-        <w:t>отчета</w:t>
+        <w:t>Стеганоанализ</w:t>
       </w:r>
       <w:proofErr w:type="spellEnd"/>
       <w:r>
-        <w:t xml:space="preserve"> в </w:t>
+        <w:t>"</w:t>
+      </w:r>
+      <w:r>
+        <w:t xml:space="preserve"> (5 задание)</w:t>
+      </w:r>
+      <w:r>
+        <w:t>.</w:t>
+      </w:r>
+    </w:p>
+    <w:p>
+      <w:pPr>
+        <w:jc w:val="both"/>
+      </w:pPr>
+      <w:r>
+        <w:t>4. Показать визуально разницу между пустым и заполненным контейнером</w:t>
+      </w:r>
+      <w:r>
+        <w:t xml:space="preserve"> для всех типов контейнеров</w:t>
+      </w:r>
+      <w:r>
+        <w:t>.</w:t>
+      </w:r>
+    </w:p>
+    <w:p>
+      <w:pPr>
+        <w:jc w:val="both"/>
+      </w:pPr>
+    </w:p>
+    <w:p>
+      <w:pPr>
+        <w:jc w:val="both"/>
+      </w:pPr>
+      <w:r>
+        <w:lastRenderedPageBreak/>
+        <w:t>Подробнее рассказать про анализ разницы между пустым и заполненным контейнером.</w:t>
+      </w:r>
+    </w:p>
+    <w:p>
+      <w:pPr>
+        <w:jc w:val="both"/>
+      </w:pPr>
+    </w:p>
+    <w:p>
+      <w:pPr>
+        <w:jc w:val="both"/>
+      </w:pPr>
+      <w:r>
+        <w:t xml:space="preserve">Файл с отчетом наименовать в соответствии со следующим шаблоном: "Номер </w:t>
       </w:r>
       <w:proofErr w:type="spellStart"/>
       <w:r>
-        <w:t>Word</w:t>
+        <w:t>группы_Ф.И.О._Номер</w:t>
       </w:r>
       <w:proofErr w:type="spellEnd"/>
       <w:r>
-        <w:t xml:space="preserve">, содержащий теоретическую часть, схему алгоритма, текст программы и результаты </w:t>
+        <w:t xml:space="preserve"> </w:t>
       </w:r>
       <w:proofErr w:type="spellStart"/>
       <w:r>
-        <w:t>ее</w:t>
+        <w:t>Варианта_Наименование</w:t>
       </w:r>
       <w:proofErr w:type="spellEnd"/>
       <w:r>
-        <w:t xml:space="preserve"> работы, список использованных источников информации, три составленные автором отчёта тестовые задания с правильным ответом и тремя вариантами альтернативных ответов. Задания могут иметь разную форму: иметь один или несколько правильных ответов, требовать нахождения соответствия между элементами, содержать иллюстрации.</w:t>
-      </w:r>
-    </w:p>
-    <w:p>
-      <w:pPr>
-        <w:jc w:val="both"/>
-      </w:pPr>
-      <w:r>
-        <w:t xml:space="preserve">Презентация должна быть оформлена с использованием </w:t>
+        <w:t xml:space="preserve"> </w:t>
       </w:r>
       <w:proofErr w:type="spellStart"/>
       <w:r>
-        <w:t>брендированного</w:t>
+        <w:t>метода_СМЗИ</w:t>
       </w:r>
       <w:proofErr w:type="spellEnd"/>
       <w:r>
-        <w:t xml:space="preserve"> шаблона РУТ(МИИТ), иметь оглавление с гиперссылками, список литературы, оформленный в соответствии с действующими стандартами. Слайды должны быть пронумерованы и иметь заголовки. Предпочтительно представление в презентации информации в графическом виде (схемы, иллюстрации. классификации) и в виде формул, использование текста минимизировано, кроме слайдов с постановкой задачи и выводами.</w:t>
-      </w:r>
-    </w:p>
-    <w:p>
-      <w:pPr>
-        <w:jc w:val="both"/>
-      </w:pPr>
-    </w:p>
-    <w:p>
-      <w:pPr>
-        <w:jc w:val="both"/>
-      </w:pPr>
-      <w:r>
-        <w:t>Оглавление можно составлять по-разному: перечень наименований слайдов или перечень разделов (в одном разделе может быть несколько слайдов), второй вариант предпочтительнее.</w:t>
-      </w:r>
-    </w:p>
-    <w:p>
-      <w:pPr>
-        <w:jc w:val="both"/>
-      </w:pPr>
-      <w:r>
-        <w:lastRenderedPageBreak/>
-        <w:br/>
-      </w:r>
-    </w:p>
-    <w:p>
-      <w:pPr>
-        <w:jc w:val="both"/>
-      </w:pPr>
-      <w:r>
-        <w:t xml:space="preserve">Надо исследовать влияние на функционирование алгоритма изменения контейнера (однотонный, </w:t>
-      </w:r>
-      <w:proofErr w:type="spellStart"/>
-      <w:r>
-        <w:t>пестрый</w:t>
-      </w:r>
-      <w:proofErr w:type="spellEnd"/>
-      <w:r>
-        <w:t>, резкие или плавные изменения и т.п.), числовых параметров самого алгоритма, соотношения размера контейнера и встраиваемого сообщения, влияние внешних помех, воздействующих на заполненный контейнер, на точность извлечения.</w:t>
-      </w:r>
-    </w:p>
-    <w:p>
-      <w:pPr>
-        <w:jc w:val="both"/>
-      </w:pPr>
-      <w:r>
-        <w:br/>
-      </w:r>
-    </w:p>
-    <w:p>
-      <w:pPr>
-        <w:jc w:val="both"/>
-      </w:pPr>
-      <w:r>
-        <w:t>Надо посчитать числовые характеристики пустого и заполненного контейнера и сравнить их. Для этого используем две программы:</w:t>
-      </w:r>
-    </w:p>
-    <w:p>
-      <w:pPr>
-        <w:jc w:val="both"/>
-      </w:pPr>
-      <w:r>
-        <w:t xml:space="preserve">1. Авторы – </w:t>
-      </w:r>
-      <w:proofErr w:type="spellStart"/>
-      <w:r>
-        <w:t>Домашкин</w:t>
-      </w:r>
-      <w:proofErr w:type="spellEnd"/>
-      <w:r>
-        <w:t xml:space="preserve"> и </w:t>
-      </w:r>
-      <w:proofErr w:type="spellStart"/>
-      <w:r>
-        <w:t>Баурин</w:t>
-      </w:r>
-      <w:proofErr w:type="spellEnd"/>
-      <w:r>
-        <w:t xml:space="preserve"> </w:t>
-      </w:r>
-      <w:proofErr w:type="gramStart"/>
-      <w:r>
-        <w:t>( смотрите</w:t>
-      </w:r>
-      <w:proofErr w:type="gramEnd"/>
-      <w:r>
-        <w:t xml:space="preserve"> файлы Контейнер.zip, Код_программы.txt, TKI-411_Bobkov_Domashkin_Steganoanaliz_3_4_Audio_konteyner.docx)</w:t>
-      </w:r>
-    </w:p>
-    <w:p>
-      <w:pPr>
-        <w:jc w:val="both"/>
-      </w:pPr>
-      <w:r>
-        <w:t>2. Авторы – Антропов и Архипов (смотрите файлы 1049-stegwm (2).7z, 20220114 Архипов ТКИ411 Графический контейнер).</w:t>
-      </w:r>
-    </w:p>
-    <w:p>
-      <w:pPr>
-        <w:jc w:val="both"/>
-      </w:pPr>
-      <w:r>
-        <w:t>3.Провести анализ пустого и заполненного контейнера с использованием программы "</w:t>
-      </w:r>
-      <w:proofErr w:type="spellStart"/>
-      <w:r>
-        <w:t>StegoRevealer</w:t>
-      </w:r>
-      <w:proofErr w:type="spellEnd"/>
-      <w:r>
-        <w:t>", которая используется в задании "</w:t>
-      </w:r>
-      <w:proofErr w:type="spellStart"/>
-      <w:r>
-        <w:t>Стеганоанализ</w:t>
-      </w:r>
-      <w:proofErr w:type="spellEnd"/>
-      <w:r>
         <w:t>".</w:t>
       </w:r>
     </w:p>
@@ -294,205 +412,9 @@
         <w:jc w:val="both"/>
       </w:pPr>
       <w:r>
-        <w:t>4. Показать визуально разницу между пустым и заполненным контейнером.</w:t>
-      </w:r>
-    </w:p>
-    <w:p>
-      <w:pPr>
-        <w:jc w:val="both"/>
-      </w:pPr>
-      <w:r>
-        <w:br/>
-      </w:r>
-    </w:p>
-    <w:p>
-      <w:pPr>
-        <w:jc w:val="both"/>
-      </w:pPr>
-      <w:r>
-        <w:t>Подробнее рассказать про анализ разницы между пустым и заполненным контейнером.</w:t>
-      </w:r>
-    </w:p>
-    <w:p>
-      <w:pPr>
-        <w:jc w:val="both"/>
-      </w:pPr>
-      <w:r>
-        <w:br/>
-      </w:r>
-    </w:p>
-    <w:p>
-      <w:pPr>
-        <w:jc w:val="both"/>
-      </w:pPr>
-      <w:r>
-        <w:t>Постараться обобщить функционирование всего алгоритма в виде помещающегося на лист А4 (одну доску, один слайд) визуального образа с гиперссылками (отсылками) на другие слайды презентации.</w:t>
-      </w:r>
-    </w:p>
-    <w:p>
-      <w:pPr>
-        <w:jc w:val="both"/>
-      </w:pPr>
-      <w:r>
-        <w:t>Необходимо загрузить следующие материалы:</w:t>
-      </w:r>
-    </w:p>
-    <w:p>
-      <w:pPr>
-        <w:jc w:val="both"/>
-      </w:pPr>
-      <w:r>
-        <w:lastRenderedPageBreak/>
-        <w:t>-файл пустого контейнера (исходный звуковой файл и визуализация представления исходного звукового сигнала в частотной области);</w:t>
-      </w:r>
-    </w:p>
-    <w:p>
-      <w:pPr>
-        <w:jc w:val="both"/>
-      </w:pPr>
-      <w:r>
-        <w:t>-файл заполненного контейнера (исходный заполненный файл и визуализация представления исходного заполненного сигнала в частотной области);</w:t>
-      </w:r>
-    </w:p>
-    <w:p>
-      <w:pPr>
-        <w:jc w:val="both"/>
-      </w:pPr>
-      <w:r>
-        <w:t>-файл разницы между заполненным и пустым контейнером (звуковой файл и визуализация представления разницы сигналов в частотной области);</w:t>
-      </w:r>
-    </w:p>
-    <w:p>
-      <w:pPr>
-        <w:jc w:val="both"/>
-      </w:pPr>
-      <w:r>
-        <w:t xml:space="preserve">-редактируемый файл с кодом программы, например, в </w:t>
-      </w:r>
-      <w:proofErr w:type="spellStart"/>
-      <w:r>
-        <w:t>MathCad</w:t>
-      </w:r>
-      <w:proofErr w:type="spellEnd"/>
-      <w:r>
-        <w:t>;</w:t>
-      </w:r>
-    </w:p>
-    <w:p>
-      <w:pPr>
-        <w:jc w:val="both"/>
-      </w:pPr>
-      <w:r>
-        <w:t>-редактируемый файл схемы алгоритма или ссылку на него в интернете;</w:t>
-      </w:r>
-    </w:p>
-    <w:p>
-      <w:pPr>
-        <w:jc w:val="both"/>
-      </w:pPr>
-      <w:r>
-        <w:t xml:space="preserve">-схема алгоритма в формате </w:t>
-      </w:r>
-      <w:proofErr w:type="spellStart"/>
-      <w:r>
-        <w:t>png</w:t>
-      </w:r>
-      <w:proofErr w:type="spellEnd"/>
-      <w:r>
-        <w:t xml:space="preserve"> или другом графическом формате;</w:t>
-      </w:r>
-    </w:p>
-    <w:p>
-      <w:pPr>
-        <w:jc w:val="both"/>
-      </w:pPr>
-      <w:r>
-        <w:t xml:space="preserve">-файл </w:t>
-      </w:r>
-      <w:proofErr w:type="spellStart"/>
-      <w:r>
-        <w:t>отчета</w:t>
-      </w:r>
-      <w:proofErr w:type="spellEnd"/>
-      <w:r>
-        <w:t xml:space="preserve"> в </w:t>
-      </w:r>
-      <w:proofErr w:type="spellStart"/>
-      <w:r>
-        <w:t>Word</w:t>
-      </w:r>
-      <w:proofErr w:type="spellEnd"/>
-      <w:r>
-        <w:t xml:space="preserve">, содержащий теоретическую часть, схему алгоритма, текст программы и результаты </w:t>
-      </w:r>
-      <w:proofErr w:type="spellStart"/>
-      <w:r>
-        <w:t>ее</w:t>
-      </w:r>
-      <w:proofErr w:type="spellEnd"/>
-      <w:r>
-        <w:t xml:space="preserve"> работы, список использованных источников информации, три составленные автором отчёта тестовые задания с правильным ответом и тремя вариантами альтернативных ответов. Задания могут иметь разную форму: иметь один или несколько правильных ответов, требовать нахождения соответствия между элементами, содержать иллюстрации.</w:t>
-      </w:r>
-    </w:p>
-    <w:p>
-      <w:pPr>
-        <w:jc w:val="both"/>
-      </w:pPr>
-    </w:p>
-    <w:p>
-      <w:pPr>
-        <w:jc w:val="both"/>
-      </w:pPr>
-      <w:r>
-        <w:t xml:space="preserve">Файл с </w:t>
-      </w:r>
-      <w:proofErr w:type="spellStart"/>
-      <w:r>
-        <w:t>отчетом</w:t>
-      </w:r>
-      <w:proofErr w:type="spellEnd"/>
-      <w:r>
-        <w:t xml:space="preserve"> наименовать в соответствии со следующим шаблоном: "Номер </w:t>
-      </w:r>
-      <w:proofErr w:type="spellStart"/>
-      <w:r>
-        <w:t>группы_Ф.И.О._Номер</w:t>
-      </w:r>
-      <w:proofErr w:type="spellEnd"/>
-      <w:r>
-        <w:t xml:space="preserve"> </w:t>
-      </w:r>
-      <w:proofErr w:type="spellStart"/>
-      <w:r>
-        <w:t>Варианта_Наименование</w:t>
-      </w:r>
-      <w:proofErr w:type="spellEnd"/>
-      <w:r>
-        <w:t xml:space="preserve"> </w:t>
-      </w:r>
-      <w:proofErr w:type="spellStart"/>
-      <w:r>
-        <w:t>метода_Граф_СМЗИ</w:t>
-      </w:r>
-      <w:proofErr w:type="spellEnd"/>
-      <w:r>
-        <w:t>".</w:t>
-      </w:r>
-    </w:p>
-    <w:p>
-      <w:pPr>
-        <w:jc w:val="both"/>
-      </w:pPr>
-      <w:proofErr w:type="gramStart"/>
-      <w:r>
-        <w:t>Например</w:t>
-      </w:r>
-      <w:proofErr w:type="gramEnd"/>
-      <w:r>
-        <w:t>: "ТКИ-411_Ионова_М_Ю_В2_НЗБ_Граф_СМЗИ".</w:t>
-      </w:r>
-    </w:p>
-    <w:bookmarkEnd w:id="0"/>
+        <w:t>Например: "ТКИ-411_Ионова_М_Ю_В2_НЗБ_СМЗИ".</w:t>
+      </w:r>
+    </w:p>
     <w:p>
       <w:pPr>
         <w:jc w:val="both"/>
@@ -509,7 +431,7 @@
 </file>
 
 <file path=word/styles.xml><?xml version="1.0" encoding="utf-8"?>
-<w:styles xmlns:mc="http://schemas.openxmlformats.org/markup-compatibility/2006" xmlns:r="http://schemas.openxmlformats.org/officeDocument/2006/relationships" xmlns:w="http://schemas.openxmlformats.org/wordprocessingml/2006/main" xmlns:w14="http://schemas.microsoft.com/office/word/2010/wordml" xmlns:w15="http://schemas.microsoft.com/office/word/2012/wordml" xmlns:w16se="http://schemas.microsoft.com/office/word/2015/wordml/symex" mc:Ignorable="w14 w15 w16se">
+<w:styles xmlns:mc="http://schemas.openxmlformats.org/markup-compatibility/2006" xmlns:r="http://schemas.openxmlformats.org/officeDocument/2006/relationships" xmlns:w="http://schemas.openxmlformats.org/wordprocessingml/2006/main" xmlns:w14="http://schemas.microsoft.com/office/word/2010/wordml" xmlns:w15="http://schemas.microsoft.com/office/word/2012/wordml" xmlns:w16cex="http://schemas.microsoft.com/office/word/2018/wordml/cex" xmlns:w16cid="http://schemas.microsoft.com/office/word/2016/wordml/cid" xmlns:w16="http://schemas.microsoft.com/office/word/2018/wordml" xmlns:w16sdtdh="http://schemas.microsoft.com/office/word/2020/wordml/sdtdatahash" xmlns:w16se="http://schemas.microsoft.com/office/word/2015/wordml/symex" mc:Ignorable="w14 w15 w16se w16cid w16 w16cex w16sdtdh">
   <w:docDefaults>
     <w:rPrDefault>
       <w:rPr>
@@ -526,7 +448,7 @@
       </w:pPr>
     </w:pPrDefault>
   </w:docDefaults>
-  <w:latentStyles w:defLockedState="0" w:defUIPriority="99" w:defSemiHidden="0" w:defUnhideWhenUsed="0" w:defQFormat="0" w:count="371">
+  <w:latentStyles w:defLockedState="0" w:defUIPriority="99" w:defSemiHidden="0" w:defUnhideWhenUsed="0" w:defQFormat="0" w:count="376">
     <w:lsdException w:name="Normal" w:uiPriority="0" w:qFormat="1"/>
     <w:lsdException w:name="heading 1" w:uiPriority="9" w:qFormat="1"/>
     <w:lsdException w:name="heading 2" w:semiHidden="1" w:uiPriority="9" w:unhideWhenUsed="1" w:qFormat="1"/>
@@ -632,7 +554,6 @@
     <w:lsdException w:name="HTML Sample" w:semiHidden="1" w:unhideWhenUsed="1"/>
     <w:lsdException w:name="HTML Typewriter" w:semiHidden="1" w:unhideWhenUsed="1"/>
     <w:lsdException w:name="HTML Variable" w:semiHidden="1" w:unhideWhenUsed="1"/>
-    <w:lsdException w:name="Normal Table" w:semiHidden="1" w:unhideWhenUsed="1"/>
     <w:lsdException w:name="annotation subject" w:semiHidden="1" w:unhideWhenUsed="1"/>
     <w:lsdException w:name="No List" w:semiHidden="1" w:unhideWhenUsed="1"/>
     <w:lsdException w:name="Outline List 1" w:semiHidden="1" w:unhideWhenUsed="1"/>
@@ -675,11 +596,8 @@
     <w:lsdException w:name="Table Contemporary" w:semiHidden="1" w:unhideWhenUsed="1"/>
     <w:lsdException w:name="Table Elegant" w:semiHidden="1" w:unhideWhenUsed="1"/>
     <w:lsdException w:name="Table Professional" w:semiHidden="1" w:unhideWhenUsed="1"/>
-    <w:lsdException w:name="Table Subtle 1" w:semiHidden="1" w:unhideWhenUsed="1"/>
     <w:lsdException w:name="Table Subtle 2" w:semiHidden="1" w:unhideWhenUsed="1"/>
     <w:lsdException w:name="Table Web 1" w:semiHidden="1" w:unhideWhenUsed="1"/>
-    <w:lsdException w:name="Table Web 2" w:semiHidden="1" w:unhideWhenUsed="1"/>
-    <w:lsdException w:name="Table Web 3" w:semiHidden="1" w:unhideWhenUsed="1"/>
     <w:lsdException w:name="Balloon Text" w:semiHidden="1" w:unhideWhenUsed="1"/>
     <w:lsdException w:name="Table Grid" w:uiPriority="39"/>
     <w:lsdException w:name="Table Theme" w:semiHidden="1" w:unhideWhenUsed="1"/>
@@ -898,6 +816,11 @@
     <w:lsdException w:name="List Table 5 Dark Accent 6" w:uiPriority="50"/>
     <w:lsdException w:name="List Table 6 Colorful Accent 6" w:uiPriority="51"/>
     <w:lsdException w:name="List Table 7 Colorful Accent 6" w:uiPriority="52"/>
+    <w:lsdException w:name="Mention" w:semiHidden="1" w:unhideWhenUsed="1"/>
+    <w:lsdException w:name="Smart Hyperlink" w:semiHidden="1" w:unhideWhenUsed="1"/>
+    <w:lsdException w:name="Hashtag" w:semiHidden="1" w:unhideWhenUsed="1"/>
+    <w:lsdException w:name="Unresolved Mention" w:semiHidden="1" w:unhideWhenUsed="1"/>
+    <w:lsdException w:name="Smart Link" w:semiHidden="1" w:unhideWhenUsed="1"/>
   </w:latentStyles>
   <w:style w:type="paragraph" w:default="1" w:styleId="a">
     <w:name w:val="Normal"/>
@@ -910,6 +833,7 @@
   <w:style w:type="character" w:default="1" w:styleId="a0">
     <w:name w:val="Default Paragraph Font"/>
     <w:uiPriority w:val="1"/>
+    <w:semiHidden/>
     <w:unhideWhenUsed/>
   </w:style>
   <w:style w:type="table" w:default="1" w:styleId="a1">

--- a/Задание 02/Конахович - Задание.docx
+++ b/Задание 02/Конахович - Задание.docx
@@ -1,6 +1,6 @@
 
 <file path=word/document.xml><?xml version="1.0" encoding="utf-8"?>
-<w:document xmlns:wpc="http://schemas.microsoft.com/office/word/2010/wordprocessingCanvas" xmlns:cx="http://schemas.microsoft.com/office/drawing/2014/chartex" xmlns:cx1="http://schemas.microsoft.com/office/drawing/2015/9/8/chartex" xmlns:cx2="http://schemas.microsoft.com/office/drawing/2015/10/21/chartex" xmlns:cx3="http://schemas.microsoft.com/office/drawing/2016/5/9/chartex" xmlns:cx4="http://schemas.microsoft.com/office/drawing/2016/5/10/chartex" xmlns:cx5="http://schemas.microsoft.com/office/drawing/2016/5/11/chartex" xmlns:cx6="http://schemas.microsoft.com/office/drawing/2016/5/12/chartex" xmlns:cx7="http://schemas.microsoft.com/office/drawing/2016/5/13/chartex" xmlns:cx8="http://schemas.microsoft.com/office/drawing/2016/5/14/chartex" xmlns:mc="http://schemas.openxmlformats.org/markup-compatibility/2006" xmlns:aink="http://schemas.microsoft.com/office/drawing/2016/ink" xmlns:am3d="http://schemas.microsoft.com/office/drawing/2017/model3d" xmlns:o="urn:schemas-microsoft-com:office:office" xmlns:r="http://schemas.openxmlformats.org/officeDocument/2006/relationships" xmlns:m="http://schemas.openxmlformats.org/officeDocument/2006/math" xmlns:v="urn:schemas-microsoft-com:vml" xmlns:wp14="http://schemas.microsoft.com/office/word/2010/wordprocessingDrawing" xmlns:wp="http://schemas.openxmlformats.org/drawingml/2006/wordprocessingDrawing" xmlns:w10="urn:schemas-microsoft-com:office:word" xmlns:w="http://schemas.openxmlformats.org/wordprocessingml/2006/main" xmlns:w14="http://schemas.microsoft.com/office/word/2010/wordml" xmlns:w15="http://schemas.microsoft.com/office/word/2012/wordml" xmlns:w16cex="http://schemas.microsoft.com/office/word/2018/wordml/cex" xmlns:w16cid="http://schemas.microsoft.com/office/word/2016/wordml/cid" xmlns:w16="http://schemas.microsoft.com/office/word/2018/wordml" xmlns:w16sdtdh="http://schemas.microsoft.com/office/word/2020/wordml/sdtdatahash" xmlns:w16se="http://schemas.microsoft.com/office/word/2015/wordml/symex" xmlns:wpg="http://schemas.microsoft.com/office/word/2010/wordprocessingGroup" xmlns:wpi="http://schemas.microsoft.com/office/word/2010/wordprocessingInk" xmlns:wne="http://schemas.microsoft.com/office/word/2006/wordml" xmlns:wps="http://schemas.microsoft.com/office/word/2010/wordprocessingShape" mc:Ignorable="w14 w15 w16se w16cid w16 w16cex w16sdtdh wp14">
+<w:document xmlns:wpc="http://schemas.microsoft.com/office/word/2010/wordprocessingCanvas" xmlns:cx="http://schemas.microsoft.com/office/drawing/2014/chartex" xmlns:cx1="http://schemas.microsoft.com/office/drawing/2015/9/8/chartex" xmlns:cx2="http://schemas.microsoft.com/office/drawing/2015/10/21/chartex" xmlns:cx3="http://schemas.microsoft.com/office/drawing/2016/5/9/chartex" xmlns:cx4="http://schemas.microsoft.com/office/drawing/2016/5/10/chartex" xmlns:cx5="http://schemas.microsoft.com/office/drawing/2016/5/11/chartex" xmlns:cx6="http://schemas.microsoft.com/office/drawing/2016/5/12/chartex" xmlns:cx7="http://schemas.microsoft.com/office/drawing/2016/5/13/chartex" xmlns:cx8="http://schemas.microsoft.com/office/drawing/2016/5/14/chartex" xmlns:mc="http://schemas.openxmlformats.org/markup-compatibility/2006" xmlns:aink="http://schemas.microsoft.com/office/drawing/2016/ink" xmlns:am3d="http://schemas.microsoft.com/office/drawing/2017/model3d" xmlns:o="urn:schemas-microsoft-com:office:office" xmlns:r="http://schemas.openxmlformats.org/officeDocument/2006/relationships" xmlns:m="http://schemas.openxmlformats.org/officeDocument/2006/math" xmlns:v="urn:schemas-microsoft-com:vml" xmlns:wp14="http://schemas.microsoft.com/office/word/2010/wordprocessingDrawing" xmlns:wp="http://schemas.openxmlformats.org/drawingml/2006/wordprocessingDrawing" xmlns:w10="urn:schemas-microsoft-com:office:word" xmlns:w="http://schemas.openxmlformats.org/wordprocessingml/2006/main" xmlns:w14="http://schemas.microsoft.com/office/word/2010/wordml" xmlns:w15="http://schemas.microsoft.com/office/word/2012/wordml" xmlns:w16cex="http://schemas.microsoft.com/office/word/2018/wordml/cex" xmlns:w16cid="http://schemas.microsoft.com/office/word/2016/wordml/cid" xmlns:w16="http://schemas.microsoft.com/office/word/2018/wordml" xmlns:w16se="http://schemas.microsoft.com/office/word/2015/wordml/symex" xmlns:wpg="http://schemas.microsoft.com/office/word/2010/wordprocessingGroup" xmlns:wpi="http://schemas.microsoft.com/office/word/2010/wordprocessingInk" xmlns:wne="http://schemas.microsoft.com/office/word/2006/wordml" xmlns:wps="http://schemas.microsoft.com/office/word/2010/wordprocessingShape" mc:Ignorable="w14 w15 w16se w16cid w16 w16cex wp14">
   <w:body>
     <w:p>
       <w:pPr>
@@ -30,93 +30,53 @@
         <w:t>-файл пустого контейнера (исходный графический файл</w:t>
       </w:r>
       <w:r>
-        <w:t xml:space="preserve"> или </w:t>
-      </w:r>
-      <w:r>
-        <w:t xml:space="preserve">исходный звуковой файл и визуализация представления исходного звукового сигнала в частотной </w:t>
-      </w:r>
-      <w:proofErr w:type="gramStart"/>
-      <w:r>
-        <w:t>области</w:t>
-      </w:r>
+        <w:t xml:space="preserve"> или исходный звуковой файл и визуализация представления исходного звукового сигнала в частотной области </w:t>
+      </w:r>
+      <w:r>
+        <w:t>);</w:t>
+      </w:r>
+    </w:p>
+    <w:p>
+      <w:pPr>
+        <w:jc w:val="both"/>
+      </w:pPr>
+      <w:r>
+        <w:t>-файл заполненного контейнера</w:t>
+      </w:r>
+      <w:r>
+        <w:t xml:space="preserve"> (заполненный графический файл или исходный звуковой файл и визуализация представления исходного звукового сигнала в частотной области);</w:t>
+      </w:r>
+    </w:p>
+    <w:p>
+      <w:pPr>
+        <w:jc w:val="both"/>
+      </w:pPr>
+      <w:r>
+        <w:t>-файл разницы между заполненным и пустым контейнером</w:t>
+      </w:r>
+      <w:r>
+        <w:t xml:space="preserve"> (получившийся графический файл разницы или визуализация разницы звуковых сигналы в частотной области</w:t>
+      </w:r>
+      <w:r>
+        <w:t xml:space="preserve">, например, в </w:t>
+      </w:r>
+      <w:bookmarkStart w:id="0" w:name="_GoBack"/>
+      <w:bookmarkEnd w:id="0"/>
+      <w:proofErr w:type="spellStart"/>
+      <w:r>
+        <w:t>beyond</w:t>
+      </w:r>
+      <w:proofErr w:type="spellEnd"/>
       <w:r>
         <w:t xml:space="preserve"> </w:t>
       </w:r>
-      <w:r>
-        <w:t>)</w:t>
-      </w:r>
-      <w:proofErr w:type="gramEnd"/>
-      <w:r>
-        <w:t>;</w:t>
-      </w:r>
-    </w:p>
-    <w:p>
-      <w:pPr>
-        <w:jc w:val="both"/>
-      </w:pPr>
-      <w:r>
-        <w:t>-файл заполненного контейнера</w:t>
-      </w:r>
-      <w:r>
-        <w:t xml:space="preserve"> </w:t>
-      </w:r>
-      <w:r>
-        <w:t>(заполненн</w:t>
-      </w:r>
-      <w:r>
-        <w:t>ый</w:t>
-      </w:r>
-      <w:r>
-        <w:t xml:space="preserve"> графический файл или исходный звуковой файл и визуализация представления исходного звукового сигнала в частотной области);</w:t>
-      </w:r>
-    </w:p>
-    <w:p>
-      <w:pPr>
-        <w:jc w:val="both"/>
-      </w:pPr>
-      <w:r>
-        <w:t>-файл разницы между заполненным и пустым контейнером</w:t>
-      </w:r>
-      <w:r>
-        <w:t xml:space="preserve"> </w:t>
-      </w:r>
-      <w:r>
-        <w:t>(</w:t>
-      </w:r>
-      <w:r>
-        <w:t xml:space="preserve">получившийся </w:t>
-      </w:r>
-      <w:r>
-        <w:t xml:space="preserve">графический файл </w:t>
-      </w:r>
-      <w:r>
-        <w:t xml:space="preserve">разницы </w:t>
-      </w:r>
-      <w:r>
-        <w:t xml:space="preserve">или визуализация </w:t>
-      </w:r>
-      <w:r>
-        <w:t>разницы</w:t>
-      </w:r>
-      <w:r>
-        <w:t> звуков</w:t>
-      </w:r>
-      <w:r>
-        <w:t>ых</w:t>
-      </w:r>
-      <w:r>
-        <w:t xml:space="preserve"> </w:t>
-      </w:r>
       <w:proofErr w:type="spellStart"/>
       <w:r>
-        <w:t>сигнал</w:t>
-      </w:r>
-      <w:r>
-        <w:t>оы</w:t>
+        <w:t>compare</w:t>
       </w:r>
       <w:proofErr w:type="spellEnd"/>
       <w:r>
-        <w:t xml:space="preserve"> в частотной области);</w:t>
+        <w:t>);</w:t>
       </w:r>
     </w:p>
     <w:p>
@@ -191,15 +151,7 @@
         <w:t xml:space="preserve">Презентация должна быть оформлена с использованием брендированного шаблона РУТ(МИИТ), иметь оглавление с гиперссылками, список литературы, оформленный в соответствии с действующими стандартами. Слайды должны быть пронумерованы и иметь заголовки. </w:t>
       </w:r>
       <w:r>
-        <w:t xml:space="preserve">Постараться обобщить функционирование всего алгоритма </w:t>
-      </w:r>
-      <w:proofErr w:type="gramStart"/>
-      <w:r>
-        <w:t>в виде</w:t>
-      </w:r>
-      <w:proofErr w:type="gramEnd"/>
-      <w:r>
-        <w:t xml:space="preserve"> помещающегося на лист А4 (одну доску, один слайд) визуального образа с гиперссылками (отсылками) на другие слайды презентации.</w:t>
+        <w:t>Постараться обобщить функционирование всего алгоритма в виде помещающегося на лист А4 (одну доску, один слайд) визуального образа с гиперссылками (отсылками) на другие слайды презентации.</w:t>
       </w:r>
     </w:p>
     <w:p>
@@ -293,15 +245,7 @@
       </w:r>
       <w:proofErr w:type="spellEnd"/>
       <w:r>
-        <w:t xml:space="preserve"> </w:t>
-      </w:r>
-      <w:proofErr w:type="gramStart"/>
-      <w:r>
-        <w:t>( смотрите</w:t>
-      </w:r>
-      <w:proofErr w:type="gramEnd"/>
-      <w:r>
-        <w:t xml:space="preserve"> файлы Контейнер.zip, Код_программы.txt, TKI-411_Bobkov_Domashkin_Steganoanaliz_3_4_Audio_konteyner.docx)</w:t>
+        <w:t xml:space="preserve"> ( смотрите файлы Контейнер.zip, Код_программы.txt, TKI-411_Bobkov_Domashkin_Steganoanaliz_3_4_Audio_konteyner.docx)</w:t>
       </w:r>
     </w:p>
     <w:p>
@@ -431,7 +375,7 @@
 </file>
 
 <file path=word/styles.xml><?xml version="1.0" encoding="utf-8"?>
-<w:styles xmlns:mc="http://schemas.openxmlformats.org/markup-compatibility/2006" xmlns:r="http://schemas.openxmlformats.org/officeDocument/2006/relationships" xmlns:w="http://schemas.openxmlformats.org/wordprocessingml/2006/main" xmlns:w14="http://schemas.microsoft.com/office/word/2010/wordml" xmlns:w15="http://schemas.microsoft.com/office/word/2012/wordml" xmlns:w16cex="http://schemas.microsoft.com/office/word/2018/wordml/cex" xmlns:w16cid="http://schemas.microsoft.com/office/word/2016/wordml/cid" xmlns:w16="http://schemas.microsoft.com/office/word/2018/wordml" xmlns:w16sdtdh="http://schemas.microsoft.com/office/word/2020/wordml/sdtdatahash" xmlns:w16se="http://schemas.microsoft.com/office/word/2015/wordml/symex" mc:Ignorable="w14 w15 w16se w16cid w16 w16cex w16sdtdh">
+<w:styles xmlns:mc="http://schemas.openxmlformats.org/markup-compatibility/2006" xmlns:r="http://schemas.openxmlformats.org/officeDocument/2006/relationships" xmlns:w="http://schemas.openxmlformats.org/wordprocessingml/2006/main" xmlns:w14="http://schemas.microsoft.com/office/word/2010/wordml" xmlns:w15="http://schemas.microsoft.com/office/word/2012/wordml" xmlns:w16cex="http://schemas.microsoft.com/office/word/2018/wordml/cex" xmlns:w16cid="http://schemas.microsoft.com/office/word/2016/wordml/cid" xmlns:w16="http://schemas.microsoft.com/office/word/2018/wordml" xmlns:w16se="http://schemas.microsoft.com/office/word/2015/wordml/symex" mc:Ignorable="w14 w15 w16se w16cid w16 w16cex">
   <w:docDefaults>
     <w:rPrDefault>
       <w:rPr>
@@ -554,6 +498,7 @@
     <w:lsdException w:name="HTML Sample" w:semiHidden="1" w:unhideWhenUsed="1"/>
     <w:lsdException w:name="HTML Typewriter" w:semiHidden="1" w:unhideWhenUsed="1"/>
     <w:lsdException w:name="HTML Variable" w:semiHidden="1" w:unhideWhenUsed="1"/>
+    <w:lsdException w:name="Normal Table" w:semiHidden="1" w:unhideWhenUsed="1"/>
     <w:lsdException w:name="annotation subject" w:semiHidden="1" w:unhideWhenUsed="1"/>
     <w:lsdException w:name="No List" w:semiHidden="1" w:unhideWhenUsed="1"/>
     <w:lsdException w:name="Outline List 1" w:semiHidden="1" w:unhideWhenUsed="1"/>
@@ -596,8 +541,11 @@
     <w:lsdException w:name="Table Contemporary" w:semiHidden="1" w:unhideWhenUsed="1"/>
     <w:lsdException w:name="Table Elegant" w:semiHidden="1" w:unhideWhenUsed="1"/>
     <w:lsdException w:name="Table Professional" w:semiHidden="1" w:unhideWhenUsed="1"/>
+    <w:lsdException w:name="Table Subtle 1" w:semiHidden="1" w:unhideWhenUsed="1"/>
     <w:lsdException w:name="Table Subtle 2" w:semiHidden="1" w:unhideWhenUsed="1"/>
     <w:lsdException w:name="Table Web 1" w:semiHidden="1" w:unhideWhenUsed="1"/>
+    <w:lsdException w:name="Table Web 2" w:semiHidden="1" w:unhideWhenUsed="1"/>
+    <w:lsdException w:name="Table Web 3" w:semiHidden="1" w:unhideWhenUsed="1"/>
     <w:lsdException w:name="Balloon Text" w:semiHidden="1" w:unhideWhenUsed="1"/>
     <w:lsdException w:name="Table Grid" w:uiPriority="39"/>
     <w:lsdException w:name="Table Theme" w:semiHidden="1" w:unhideWhenUsed="1"/>
